--- a/docs/Evaluaciones/EV2/EV2 Contexto/Entregables/Guion-presentacion-EP4-Cuidarte.docx
+++ b/docs/Evaluaciones/EV2/EV2 Contexto/Entregables/Guion-presentacion-EP4-Cuidarte.docx
@@ -3329,7 +3329,7 @@
         <w:rPr>
           <w:sz w:val="24"/>
         </w:rPr>
-        <w:t>Sin embargo, la cobertura de diseño no equivale a cumplimiento. Hoy 38 de los 40 tienen resultado, con 10 aprobados, 10 parciales y 18 fallidos. Los 2 sin ejecutar son de rendimiento y dependen de CP-19, que al 27 de octubre no se ha corrido. RB-3 se probó tal como está escrita y quedó como observación OC-01 frente a la Ley 20.584.</w:t>
+        <w:t>Sin embargo, la cobertura de diseño no equivale a cumplimiento. Hoy los 40 tienen resultado, con 10 aprobados, 10 parciales y 20 fallidos. CP-19 se ejecutó el 27 de octubre y deja NFR-PERF-2 y NFR-PERF-3 en fallido. RB-3 se probó tal como está escrita y quedó como observación OC-01 frente a la Ley 20.584.</w:t>
       </w:r>
     </w:p>
     <w:p>
@@ -3954,7 +3954,7 @@
         <w:rPr>
           <w:sz w:val="24"/>
         </w:rPr>
-        <w:t>En rendimiento, JMeter midió consultas de cinco segundos frente a los 300 milisegundos del ERS, por el retraso escrito en el código. Es INC-04, grave. La corrida sin retraso y CP-19 quedaron sin ejecutar.</w:t>
+        <w:t>En rendimiento, JMeter midió consultas de cinco segundos frente a los 300 milisegundos del ERS, por el retraso escrito en el código. Es INC-04, grave. CP-19 se corrió el 27 de octubre y falla. La corrida de CP-05 sin retraso no se midió.</w:t>
       </w:r>
     </w:p>
     <w:p>
@@ -5562,7 +5562,7 @@
         <w:rPr>
           <w:sz w:val="20"/>
         </w:rPr>
-        <w:t>Estaba planificado, pero no alcanzó a correrse. El retraso está escrito en el código y con él toda medición incumple los 300 milisegundos, como mostró CP-05 con consultas de cinco segundos. Por eso NFR-PERF-1 queda fallido, y NFR-PERF-2 y NFR-PERF-3 quedan sin ejecutar junto con CP-19.</w:t>
+        <w:t>Estaba planificado, pero no alcanzó a correrse. El retraso está escrito en el código y con él toda medición incumple los 300 milisegundos, como mostró CP-05 con consultas de cinco segundos. Por eso NFR-PERF-1, NFR-PERF-2 y NFR-PERF-3 quedan fallidos.</w:t>
       </w:r>
     </w:p>
     <w:p>
@@ -5620,7 +5620,7 @@
               <w:rPr>
                 <w:sz w:val="21"/>
               </w:rPr>
-              <w:t>CP-19, Lighthouse sobre la página principal y JMeter con 200 usuarios. No se ejecutó, y NFR-PERF-2 y NFR-PERF-3 quedan sin ejecutar.</w:t>
+              <w:t>CP-19 se ejecutó el 27 de octubre: Lighthouse Performance 43 y JMeter 520 muestras, p95 5024 ms, pico 52 hilos. NFR-PERF-2 y NFR-PERF-3 fallan.</w:t>
             </w:r>
           </w:p>
           <w:p>
@@ -5632,7 +5632,7 @@
               <w:rPr>
                 <w:sz w:val="21"/>
               </w:rPr>
-              <w:t>Burp y Nikto no se corrieron. Si lo preguntan, decirlo así y explicar que el control de acceso se probó con Swagger y curl y las cabeceras con curl.</w:t>
+              <w:t>No se usó Burp ni Nikto; se usó Swagger y PowerShell. Si lo preguntan, decirlo así y explicar que el control de acceso se probó con Swagger y curl y las cabeceras con curl.</w:t>
             </w:r>
           </w:p>
           <w:p>
